--- a/xoExam Development Brief 07-10-2026 v0.3.0.docx
+++ b/xoExam Development Brief 07-10-2026 v0.3.0.docx
@@ -27,7 +27,7 @@
           <w:sz w:val="28"/>
           <w:szCs w:val="28"/>
         </w:rPr>
-        <w:t xml:space="preserve">v0.3.0 · July 10, 2026 · Test catalog visibility + ordering pass</w:t>
+        <w:t xml:space="preserve">v0.3.0 · July 10, 2026 · Test catalog visibility, ordering + filtering pass</w:t>
       </w:r>
     </w:p>
     <w:p>
@@ -73,7 +73,7 @@
           <w:sz w:val="22"/>
           <w:szCs w:val="22"/>
         </w:rPr>
-        <w:t xml:space="preserve">Two connected test-catalog corrections at CD direction. </w:t>
+        <w:t xml:space="preserve">Three connected Tests-page corrections at CD direction. </w:t>
       </w:r>
       <w:r>
         <w:rPr>
@@ -204,6 +204,37 @@
           <w:szCs w:val="22"/>
         </w:rPr>
         <w:t xml:space="preserve"> supersedes it for the refraction workflow. Component and routing are retained in code and fully restorable.</w:t>
+      </w:r>
+    </w:p>
+    <w:p>
+      <w:pPr>
+        <w:spacing w:after="60"/>
+        <w:ind w:left="360"/>
+      </w:pPr>
+      <w:r>
+        <w:rPr>
+          <w:rFonts w:ascii="Nunito Sans" w:hAnsi="Nunito Sans"/>
+          <w:sz w:val="22"/>
+          <w:szCs w:val="22"/>
+        </w:rPr>
+        <w:t xml:space="preserve">3. </w:t>
+      </w:r>
+      <w:r>
+        <w:rPr>
+          <w:rFonts w:ascii="Nunito Sans" w:hAnsi="Nunito Sans"/>
+          <w:b/>
+          <w:sz w:val="22"/>
+          <w:szCs w:val="22"/>
+        </w:rPr>
+        <w:t xml:space="preserve">Tests-page filtering hidden.</w:t>
+      </w:r>
+      <w:r>
+        <w:rPr>
+          <w:rFonts w:ascii="Nunito Sans" w:hAnsi="Nunito Sans"/>
+          <w:sz w:val="22"/>
+          <w:szCs w:val="22"/>
+        </w:rPr>
+        <w:t xml:space="preserve"> The category filter pills, the per-card uppercase category subheads, and the search box are hidden behind a SHOW_FILTERS = false flag on TestSelection.jsx — the short catalog doesn't need filtering or search. Restorable by flipping the flag.</w:t>
       </w:r>
     </w:p>
     <w:p>
@@ -613,7 +644,7 @@
                 <w:sz w:val="20"/>
                 <w:szCs w:val="20"/>
               </w:rPr>
-              <w:t xml:space="preserve"> — EXAM_TYPES reordered to the seven-test priority sequence; refraction entry commented out (hidden).</w:t>
+              <w:t xml:space="preserve"> — EXAM_TYPES reordered to the seven-test priority sequence; refraction entry commented out (hidden); category filter pills, per-card category subheads, and search box hidden behind SHOW_FILTERS.</w:t>
             </w:r>
           </w:p>
         </w:tc>
